--- a/ai_14/andriy_franchuk/epic_3/epic_3_report_andriy_franchuk.docx
+++ b/ai_14/andriy_franchuk/epic_3/epic_3_report_andriy_franchuk.docx
@@ -3860,10 +3860,10 @@
         </w:rPr>
         <w:lastRenderedPageBreak/>
         <w:drawing>
-          <wp:inline distT="0" distB="0" distL="0" distR="0" wp14:anchorId="19074324" wp14:editId="3015F824">
-            <wp:extent cx="5343525" cy="7048500"/>
+          <wp:inline distT="0" distB="0" distL="0" distR="0" wp14:anchorId="710D95EE" wp14:editId="689AD98F">
+            <wp:extent cx="5000625" cy="6953250"/>
             <wp:effectExtent l="0" t="0" r="9525" b="0"/>
-            <wp:docPr id="5" name="Рисунок 5"/>
+            <wp:docPr id="2" name="Рисунок 2"/>
             <wp:cNvGraphicFramePr>
               <a:graphicFrameLocks xmlns:a="http://schemas.openxmlformats.org/drawingml/2006/main" noChangeAspect="1"/>
             </wp:cNvGraphicFramePr>
@@ -3883,7 +3883,7 @@
                   <pic:spPr>
                     <a:xfrm>
                       <a:off x="0" y="0"/>
-                      <a:ext cx="5343525" cy="7048500"/>
+                      <a:ext cx="5000625" cy="6953250"/>
                     </a:xfrm>
                     <a:prstGeom prst="rect">
                       <a:avLst/>
@@ -3895,6 +3895,8 @@
           </wp:inline>
         </w:drawing>
       </w:r>
+      <w:bookmarkStart w:id="1" w:name="_GoBack"/>
+      <w:bookmarkEnd w:id="1"/>
     </w:p>
     <w:p>
       <w:pPr>
@@ -4281,7 +4283,6 @@
         </w:rPr>
         <w:t xml:space="preserve">Блок - схема до практичної задачі – </w:t>
       </w:r>
-      <w:proofErr w:type="spellStart"/>
       <w:r>
         <w:rPr>
           <w:rFonts w:ascii="Times New Roman" w:eastAsia="Times New Roman" w:hAnsi="Times New Roman" w:cs="Times New Roman"/>
@@ -4294,7 +4295,6 @@
         </w:rPr>
         <w:t>calculateTotal</w:t>
       </w:r>
-      <w:proofErr w:type="spellEnd"/>
       <w:r>
         <w:rPr>
           <w:rFonts w:ascii="Times New Roman" w:eastAsia="Times New Roman" w:hAnsi="Times New Roman" w:cs="Times New Roman"/>
@@ -4931,7 +4931,6 @@
         </w:rPr>
         <w:t xml:space="preserve">Блок - схема до практичної задачі – </w:t>
       </w:r>
-      <w:proofErr w:type="spellStart"/>
       <w:r>
         <w:rPr>
           <w:rFonts w:ascii="Times New Roman" w:eastAsia="Times New Roman" w:hAnsi="Times New Roman" w:cs="Times New Roman"/>
@@ -4944,7 +4943,6 @@
         </w:rPr>
         <w:t>validateInput</w:t>
       </w:r>
-      <w:proofErr w:type="spellEnd"/>
       <w:r>
         <w:rPr>
           <w:rFonts w:ascii="Times New Roman" w:eastAsia="Times New Roman" w:hAnsi="Times New Roman" w:cs="Times New Roman"/>
@@ -4993,7 +4991,6 @@
         </w:rPr>
         <w:t xml:space="preserve">і </w:t>
       </w:r>
-      <w:proofErr w:type="spellStart"/>
       <w:r>
         <w:rPr>
           <w:rFonts w:ascii="Times New Roman" w:eastAsia="Times New Roman" w:hAnsi="Times New Roman" w:cs="Times New Roman"/>
@@ -5006,7 +5003,6 @@
         </w:rPr>
         <w:t>int</w:t>
       </w:r>
-      <w:proofErr w:type="spellEnd"/>
       <w:r>
         <w:rPr>
           <w:rFonts w:ascii="Times New Roman" w:eastAsia="Times New Roman" w:hAnsi="Times New Roman" w:cs="Times New Roman"/>
@@ -45189,18 +45185,7 @@
           <w:sz w:val="24"/>
           <w:szCs w:val="24"/>
         </w:rPr>
-        <w:t>. Також навчився працювати з одновимірними масивами, алгоритмами пошуку та сортування і створювати функції, зокрема рекурсивні.</w:t>
-      </w:r>
-      <w:bookmarkStart w:id="1" w:name="_GoBack"/>
-      <w:bookmarkEnd w:id="1"/>
-      <w:r>
-        <w:rPr>
-          <w:rFonts w:ascii="Times New Roman" w:eastAsia="Times New Roman" w:hAnsi="Times New Roman" w:cs="Times New Roman"/>
-          <w:color w:val="000000" w:themeColor="text1"/>
-          <w:sz w:val="24"/>
-          <w:szCs w:val="24"/>
-        </w:rPr>
-        <w:t xml:space="preserve"> </w:t>
+        <w:t xml:space="preserve">. Також навчився працювати з одновимірними масивами, алгоритмами пошуку та сортування і створювати функції, зокрема рекурсивні. </w:t>
       </w:r>
     </w:p>
     <w:sectPr>
@@ -46433,6 +46418,7 @@
   <w:style w:type="character" w:default="1" w:styleId="a0">
     <w:name w:val="Default Paragraph Font"/>
     <w:uiPriority w:val="1"/>
+    <w:semiHidden/>
     <w:unhideWhenUsed/>
   </w:style>
   <w:style w:type="table" w:default="1" w:styleId="a1">
